--- a/Reports/202607-VILOG/海外出張スケジュール表_ベトナム.docx
+++ b/Reports/202607-VILOG/海外出張スケジュール表_ベトナム.docx
@@ -65,7 +65,7 @@
               <w:rPr>
                 <w:rFonts w:ascii="游ゴシック" w:hAnsi="游ゴシック" w:eastAsia="游ゴシック"/>
                 <w:b/>
-                <w:sz w:val="20"/>
+                <w:sz w:val="21"/>
               </w:rPr>
               <w:t>出張先</w:t>
             </w:r>
@@ -86,7 +86,7 @@
               <w:rPr>
                 <w:rFonts w:ascii="游ゴシック" w:hAnsi="游ゴシック" w:eastAsia="游ゴシック"/>
                 <w:b w:val="0"/>
-                <w:sz w:val="20"/>
+                <w:sz w:val="21"/>
               </w:rPr>
               <w:t>ベトナム（ホーチミン市）</w:t>
             </w:r>
@@ -107,7 +107,7 @@
               <w:rPr>
                 <w:rFonts w:ascii="游ゴシック" w:hAnsi="游ゴシック" w:eastAsia="游ゴシック"/>
                 <w:b/>
-                <w:sz w:val="20"/>
+                <w:sz w:val="21"/>
               </w:rPr>
               <w:t>社長</w:t>
             </w:r>
@@ -128,7 +128,7 @@
               <w:rPr>
                 <w:rFonts w:ascii="游ゴシック" w:hAnsi="游ゴシック" w:eastAsia="游ゴシック"/>
                 <w:b/>
-                <w:sz w:val="20"/>
+                <w:sz w:val="21"/>
               </w:rPr>
               <w:t>部門長</w:t>
             </w:r>
@@ -149,7 +149,7 @@
               <w:rPr>
                 <w:rFonts w:ascii="游ゴシック" w:hAnsi="游ゴシック" w:eastAsia="游ゴシック"/>
                 <w:b/>
-                <w:sz w:val="20"/>
+                <w:sz w:val="21"/>
               </w:rPr>
               <w:t>作成者</w:t>
             </w:r>
@@ -173,61 +173,9 @@
               <w:rPr>
                 <w:rFonts w:ascii="游ゴシック" w:hAnsi="游ゴシック" w:eastAsia="游ゴシック"/>
                 <w:b w:val="0"/>
-                <w:sz w:val="17"/>
+                <w:sz w:val="21"/>
               </w:rPr>
-              <w:t>【目的・狙い】ベトナム国際物流展（VILOG2026）を視察する。中国メーカーがMODEX・LogiMAT等の北米・欧州展示会で急速に存在感を高めている実態を確認済みで、地理的に近いベトナムはその展開先を占う先行指標となり得る。また同国は「チャイナ+1」による日系製造業の生産移管先として拡大中であり、現地の物流機器需要そのものが将来の販路となる可能性も探る。</w:t>
-            </w:r>
-          </w:p>
-          <w:p>
-            <w:pPr>
-              <w:spacing w:after="0" w:before="0"/>
-            </w:pPr>
-            <w:r>
-              <w:rPr>
-                <w:rFonts w:ascii="游ゴシック" w:hAnsi="游ゴシック" w:eastAsia="游ゴシック"/>
-                <w:b w:val="0"/>
-                <w:sz w:val="17"/>
-              </w:rPr>
-              <w:t>①東南アジア市場における中国製AGV/AMR・電動車・リフト機器の価格帯・技術水準を確認する</w:t>
-            </w:r>
-          </w:p>
-          <w:p>
-            <w:pPr>
-              <w:spacing w:after="0" w:before="0"/>
-            </w:pPr>
-            <w:r>
-              <w:rPr>
-                <w:rFonts w:ascii="游ゴシック" w:hAnsi="游ゴシック" w:eastAsia="游ゴシック"/>
-                <w:b w:val="0"/>
-                <w:sz w:val="17"/>
-              </w:rPr>
-              <w:t>②ベトナム進出済み／検討中の日系物流企業・商社の出展有無を確認し、接点を作る</w:t>
-            </w:r>
-          </w:p>
-          <w:p>
-            <w:pPr>
-              <w:spacing w:after="0" w:before="0"/>
-            </w:pPr>
-            <w:r>
-              <w:rPr>
-                <w:rFonts w:ascii="游ゴシック" w:hAnsi="游ゴシック" w:eastAsia="游ゴシック"/>
-                <w:b w:val="0"/>
-                <w:sz w:val="17"/>
-              </w:rPr>
-              <w:t>③チャイナ+1による生産移管先としての物流インフラ整備状況を肌で感じる</w:t>
-            </w:r>
-          </w:p>
-          <w:p>
-            <w:pPr>
-              <w:spacing w:after="0" w:before="0"/>
-            </w:pPr>
-            <w:r>
-              <w:rPr>
-                <w:rFonts w:ascii="游ゴシック" w:hAnsi="游ゴシック" w:eastAsia="游ゴシック"/>
-                <w:b w:val="0"/>
-                <w:sz w:val="17"/>
-              </w:rPr>
-              <w:t>④自動車整備・リフト分野で当社製品と競合し得る現地・地域メーカーの有無を確認する</w:t>
+              <w:t>【目的】VILOG2026視察。中国製AGV/AMR・電動車の価格帯／技術水準を確認し、日系物流企業との接点構築、チャイナ+1の物流インフラ状況確認、競合し得る現地メーカーの把握を行う。</w:t>
             </w:r>
           </w:p>
         </w:tc>
@@ -246,7 +194,7 @@
               <w:rPr>
                 <w:rFonts w:ascii="游ゴシック" w:hAnsi="游ゴシック" w:eastAsia="游ゴシック"/>
                 <w:b/>
-                <w:sz w:val="20"/>
+                <w:sz w:val="21"/>
               </w:rPr>
               <w:t>出張者</w:t>
             </w:r>
@@ -267,7 +215,7 @@
               <w:rPr>
                 <w:rFonts w:ascii="游ゴシック" w:hAnsi="游ゴシック" w:eastAsia="游ゴシック"/>
                 <w:b w:val="0"/>
-                <w:sz w:val="20"/>
+                <w:sz w:val="21"/>
               </w:rPr>
               <w:t>山崎（取締役技術部長）・岡部（技術部）</w:t>
             </w:r>
@@ -329,7 +277,7 @@
               <w:rPr>
                 <w:rFonts w:ascii="游ゴシック" w:hAnsi="游ゴシック" w:eastAsia="游ゴシック"/>
                 <w:b w:val="0"/>
-                <w:sz w:val="20"/>
+                <w:sz w:val="21"/>
               </w:rPr>
               <w:t>山崎</w:t>
             </w:r>
@@ -343,9 +291,9 @@
               <w:rPr>
                 <w:rFonts w:ascii="游ゴシック" w:hAnsi="游ゴシック" w:eastAsia="游ゴシック"/>
                 <w:b w:val="0"/>
-                <w:sz w:val="20"/>
+                <w:sz w:val="21"/>
               </w:rPr>
-              <w:t>2026.7.14</w:t>
+              <w:t>2026.7.15</w:t>
             </w:r>
           </w:p>
         </w:tc>
@@ -374,9 +322,9 @@
               <w:rPr>
                 <w:rFonts w:ascii="游ゴシック" w:hAnsi="游ゴシック" w:eastAsia="游ゴシック"/>
                 <w:b w:val="0"/>
-                <w:sz w:val="18"/>
+                <w:sz w:val="21"/>
               </w:rPr>
-              <w:t>※レンタカーは使用しない（現地移動は徒歩・タクシー等）</w:t>
+              <w:t>※レンタカー不使用</w:t>
             </w:r>
           </w:p>
         </w:tc>
@@ -605,7 +553,7 @@
               <w:rPr>
                 <w:rFonts w:ascii="游ゴシック" w:hAnsi="游ゴシック" w:eastAsia="游ゴシック"/>
                 <w:b w:val="0"/>
-                <w:sz w:val="20"/>
+                <w:sz w:val="21"/>
               </w:rPr>
               <w:t>7/29</w:t>
             </w:r>
@@ -619,7 +567,7 @@
               <w:rPr>
                 <w:rFonts w:ascii="游ゴシック" w:hAnsi="游ゴシック" w:eastAsia="游ゴシック"/>
                 <w:b w:val="0"/>
-                <w:sz w:val="20"/>
+                <w:sz w:val="21"/>
               </w:rPr>
               <w:t>①</w:t>
             </w:r>
@@ -640,7 +588,7 @@
               <w:rPr>
                 <w:rFonts w:ascii="游ゴシック" w:hAnsi="游ゴシック" w:eastAsia="游ゴシック"/>
                 <w:b w:val="0"/>
-                <w:sz w:val="20"/>
+                <w:sz w:val="21"/>
               </w:rPr>
               <w:t>水</w:t>
             </w:r>
@@ -660,7 +608,7 @@
               <w:rPr>
                 <w:rFonts w:ascii="游ゴシック" w:hAnsi="游ゴシック" w:eastAsia="游ゴシック"/>
                 <w:b w:val="0"/>
-                <w:sz w:val="20"/>
+                <w:sz w:val="21"/>
               </w:rPr>
               <w:t>日本</w:t>
             </w:r>
@@ -673,7 +621,7 @@
               <w:rPr>
                 <w:rFonts w:ascii="游ゴシック" w:hAnsi="游ゴシック" w:eastAsia="游ゴシック"/>
                 <w:b w:val="0"/>
-                <w:sz w:val="20"/>
+                <w:sz w:val="21"/>
               </w:rPr>
               <w:t>→</w:t>
             </w:r>
@@ -686,7 +634,7 @@
               <w:rPr>
                 <w:rFonts w:ascii="游ゴシック" w:hAnsi="游ゴシック" w:eastAsia="游ゴシック"/>
                 <w:b w:val="0"/>
-                <w:sz w:val="20"/>
+                <w:sz w:val="21"/>
               </w:rPr>
               <w:t>ベトナム</w:t>
             </w:r>
@@ -706,7 +654,7 @@
               <w:rPr>
                 <w:rFonts w:ascii="游ゴシック" w:hAnsi="游ゴシック" w:eastAsia="游ゴシック"/>
                 <w:b w:val="0"/>
-                <w:sz w:val="20"/>
+                <w:sz w:val="21"/>
               </w:rPr>
               <w:t>セントレア(NGO) → ホーチミン(SGN)</w:t>
             </w:r>
@@ -719,7 +667,7 @@
               <w:rPr>
                 <w:rFonts w:ascii="游ゴシック" w:hAnsi="游ゴシック" w:eastAsia="游ゴシック"/>
                 <w:b w:val="0"/>
-                <w:sz w:val="20"/>
+                <w:sz w:val="21"/>
               </w:rPr>
               <w:t>VN343    9:00 → 12:40（現地時間）</w:t>
             </w:r>
@@ -740,7 +688,7 @@
               <w:rPr>
                 <w:rFonts w:ascii="游ゴシック" w:hAnsi="游ゴシック" w:eastAsia="游ゴシック"/>
                 <w:b w:val="0"/>
-                <w:sz w:val="20"/>
+                <w:sz w:val="21"/>
               </w:rPr>
             </w:r>
           </w:p>
@@ -759,7 +707,7 @@
               <w:rPr>
                 <w:rFonts w:ascii="游ゴシック" w:hAnsi="游ゴシック" w:eastAsia="游ゴシック"/>
                 <w:b w:val="0"/>
-                <w:sz w:val="20"/>
+                <w:sz w:val="21"/>
               </w:rPr>
               <w:t>シルバーランド イェン ホテル（朝食込み）</w:t>
             </w:r>
@@ -779,9 +727,9 @@
               <w:rPr>
                 <w:rFonts w:ascii="游ゴシック" w:hAnsi="游ゴシック" w:eastAsia="游ゴシック"/>
                 <w:b w:val="0"/>
-                <w:sz w:val="20"/>
+                <w:sz w:val="21"/>
               </w:rPr>
-              <w:t>【往路】山崎¥126,260／岡部¥60,000程度</w:t>
+              <w:t>宿泊確定</w:t>
             </w:r>
           </w:p>
           <w:p>
@@ -792,9 +740,9 @@
               <w:rPr>
                 <w:rFonts w:ascii="游ゴシック" w:hAnsi="游ゴシック" w:eastAsia="游ゴシック"/>
                 <w:b w:val="0"/>
-                <w:sz w:val="20"/>
+                <w:sz w:val="21"/>
               </w:rPr>
-              <w:t>【宿泊確定】2室×3泊¥82,172（1人¥41,086）</w:t>
+              <w:t>¥82,172（1人¥41,086）</w:t>
             </w:r>
           </w:p>
         </w:tc>
@@ -815,7 +763,7 @@
               <w:rPr>
                 <w:rFonts w:ascii="游ゴシック" w:hAnsi="游ゴシック" w:eastAsia="游ゴシック"/>
                 <w:b w:val="0"/>
-                <w:sz w:val="20"/>
+                <w:sz w:val="21"/>
               </w:rPr>
               <w:t>7/30</w:t>
             </w:r>
@@ -829,7 +777,7 @@
               <w:rPr>
                 <w:rFonts w:ascii="游ゴシック" w:hAnsi="游ゴシック" w:eastAsia="游ゴシック"/>
                 <w:b w:val="0"/>
-                <w:sz w:val="20"/>
+                <w:sz w:val="21"/>
               </w:rPr>
               <w:t>②</w:t>
             </w:r>
@@ -850,7 +798,7 @@
               <w:rPr>
                 <w:rFonts w:ascii="游ゴシック" w:hAnsi="游ゴシック" w:eastAsia="游ゴシック"/>
                 <w:b w:val="0"/>
-                <w:sz w:val="20"/>
+                <w:sz w:val="21"/>
               </w:rPr>
               <w:t>木</w:t>
             </w:r>
@@ -870,7 +818,7 @@
               <w:rPr>
                 <w:rFonts w:ascii="游ゴシック" w:hAnsi="游ゴシック" w:eastAsia="游ゴシック"/>
                 <w:b w:val="0"/>
-                <w:sz w:val="20"/>
+                <w:sz w:val="21"/>
               </w:rPr>
               <w:t>〃</w:t>
             </w:r>
@@ -890,7 +838,7 @@
               <w:rPr>
                 <w:rFonts w:ascii="游ゴシック" w:hAnsi="游ゴシック" w:eastAsia="游ゴシック"/>
                 <w:b w:val="0"/>
-                <w:sz w:val="20"/>
+                <w:sz w:val="21"/>
               </w:rPr>
               <w:t>VILOG 2026（SECC）</w:t>
             </w:r>
@@ -911,7 +859,7 @@
               <w:rPr>
                 <w:rFonts w:ascii="游ゴシック" w:hAnsi="游ゴシック" w:eastAsia="游ゴシック"/>
                 <w:b w:val="0"/>
-                <w:sz w:val="20"/>
+                <w:sz w:val="21"/>
               </w:rPr>
               <w:t>終日</w:t>
             </w:r>
@@ -925,7 +873,7 @@
               <w:rPr>
                 <w:rFonts w:ascii="游ゴシック" w:hAnsi="游ゴシック" w:eastAsia="游ゴシック"/>
                 <w:b w:val="0"/>
-                <w:sz w:val="20"/>
+                <w:sz w:val="21"/>
               </w:rPr>
               <w:t>9:00～17:00</w:t>
             </w:r>
@@ -945,7 +893,7 @@
               <w:rPr>
                 <w:rFonts w:ascii="游ゴシック" w:hAnsi="游ゴシック" w:eastAsia="游ゴシック"/>
                 <w:b w:val="0"/>
-                <w:sz w:val="20"/>
+                <w:sz w:val="21"/>
               </w:rPr>
               <w:t>〃（連泊）</w:t>
             </w:r>
@@ -965,7 +913,7 @@
               <w:rPr>
                 <w:rFonts w:ascii="游ゴシック" w:hAnsi="游ゴシック" w:eastAsia="游ゴシック"/>
                 <w:b w:val="0"/>
-                <w:sz w:val="20"/>
+                <w:sz w:val="21"/>
               </w:rPr>
               <w:t>―</w:t>
             </w:r>
@@ -988,7 +936,7 @@
               <w:rPr>
                 <w:rFonts w:ascii="游ゴシック" w:hAnsi="游ゴシック" w:eastAsia="游ゴシック"/>
                 <w:b w:val="0"/>
-                <w:sz w:val="20"/>
+                <w:sz w:val="21"/>
               </w:rPr>
               <w:t>7/31</w:t>
             </w:r>
@@ -1002,7 +950,7 @@
               <w:rPr>
                 <w:rFonts w:ascii="游ゴシック" w:hAnsi="游ゴシック" w:eastAsia="游ゴシック"/>
                 <w:b w:val="0"/>
-                <w:sz w:val="20"/>
+                <w:sz w:val="21"/>
               </w:rPr>
               <w:t>③</w:t>
             </w:r>
@@ -1023,7 +971,7 @@
               <w:rPr>
                 <w:rFonts w:ascii="游ゴシック" w:hAnsi="游ゴシック" w:eastAsia="游ゴシック"/>
                 <w:b w:val="0"/>
-                <w:sz w:val="20"/>
+                <w:sz w:val="21"/>
               </w:rPr>
               <w:t>金</w:t>
             </w:r>
@@ -1043,7 +991,7 @@
               <w:rPr>
                 <w:rFonts w:ascii="游ゴシック" w:hAnsi="游ゴシック" w:eastAsia="游ゴシック"/>
                 <w:b w:val="0"/>
-                <w:sz w:val="20"/>
+                <w:sz w:val="21"/>
               </w:rPr>
               <w:t>〃</w:t>
             </w:r>
@@ -1063,9 +1011,9 @@
               <w:rPr>
                 <w:rFonts w:ascii="游ゴシック" w:hAnsi="游ゴシック" w:eastAsia="游ゴシック"/>
                 <w:b w:val="0"/>
-                <w:sz w:val="20"/>
+                <w:sz w:val="21"/>
               </w:rPr>
-              <w:t>AM：JETROホーチミン事務所 訪問</w:t>
+              <w:t>AM：JETRO訪問</w:t>
             </w:r>
           </w:p>
           <w:p>
@@ -1076,7 +1024,7 @@
               <w:rPr>
                 <w:rFonts w:ascii="游ゴシック" w:hAnsi="游ゴシック" w:eastAsia="游ゴシック"/>
                 <w:b w:val="0"/>
-                <w:sz w:val="20"/>
+                <w:sz w:val="21"/>
               </w:rPr>
               <w:t>PM：VILOG 2026（SECC）</w:t>
             </w:r>
@@ -1097,7 +1045,7 @@
               <w:rPr>
                 <w:rFonts w:ascii="游ゴシック" w:hAnsi="游ゴシック" w:eastAsia="游ゴシック"/>
                 <w:b w:val="0"/>
-                <w:sz w:val="20"/>
+                <w:sz w:val="21"/>
               </w:rPr>
               <w:t>AM：アポ</w:t>
             </w:r>
@@ -1111,7 +1059,7 @@
               <w:rPr>
                 <w:rFonts w:ascii="游ゴシック" w:hAnsi="游ゴシック" w:eastAsia="游ゴシック"/>
                 <w:b w:val="0"/>
-                <w:sz w:val="20"/>
+                <w:sz w:val="21"/>
               </w:rPr>
               <w:t>PM：終日</w:t>
             </w:r>
@@ -1131,7 +1079,7 @@
               <w:rPr>
                 <w:rFonts w:ascii="游ゴシック" w:hAnsi="游ゴシック" w:eastAsia="游ゴシック"/>
                 <w:b w:val="0"/>
-                <w:sz w:val="20"/>
+                <w:sz w:val="21"/>
               </w:rPr>
               <w:t>〃（連泊）</w:t>
             </w:r>
@@ -1151,7 +1099,7 @@
               <w:rPr>
                 <w:rFonts w:ascii="游ゴシック" w:hAnsi="游ゴシック" w:eastAsia="游ゴシック"/>
                 <w:b w:val="0"/>
-                <w:sz w:val="20"/>
+                <w:sz w:val="21"/>
               </w:rPr>
               <w:t>―</w:t>
             </w:r>
@@ -1174,7 +1122,7 @@
               <w:rPr>
                 <w:rFonts w:ascii="游ゴシック" w:hAnsi="游ゴシック" w:eastAsia="游ゴシック"/>
                 <w:b w:val="0"/>
-                <w:sz w:val="20"/>
+                <w:sz w:val="21"/>
               </w:rPr>
               <w:t>8/1</w:t>
             </w:r>
@@ -1188,7 +1136,7 @@
               <w:rPr>
                 <w:rFonts w:ascii="游ゴシック" w:hAnsi="游ゴシック" w:eastAsia="游ゴシック"/>
                 <w:b w:val="0"/>
-                <w:sz w:val="20"/>
+                <w:sz w:val="21"/>
               </w:rPr>
               <w:t>④</w:t>
             </w:r>
@@ -1209,7 +1157,7 @@
               <w:rPr>
                 <w:rFonts w:ascii="游ゴシック" w:hAnsi="游ゴシック" w:eastAsia="游ゴシック"/>
                 <w:b w:val="0"/>
-                <w:sz w:val="20"/>
+                <w:sz w:val="21"/>
               </w:rPr>
               <w:t>土</w:t>
             </w:r>
@@ -1229,7 +1177,7 @@
               <w:rPr>
                 <w:rFonts w:ascii="游ゴシック" w:hAnsi="游ゴシック" w:eastAsia="游ゴシック"/>
                 <w:b w:val="0"/>
-                <w:sz w:val="20"/>
+                <w:sz w:val="21"/>
               </w:rPr>
               <w:t>〃</w:t>
             </w:r>
@@ -1249,9 +1197,9 @@
               <w:rPr>
                 <w:rFonts w:ascii="游ゴシック" w:hAnsi="游ゴシック" w:eastAsia="游ゴシック"/>
                 <w:b w:val="0"/>
-                <w:sz w:val="20"/>
+                <w:sz w:val="21"/>
               </w:rPr>
-              <w:t>予備日：未訪問ブースのフォロー</w:t>
+              <w:t>予備日（未訪問ブース等）</w:t>
             </w:r>
           </w:p>
           <w:p>
@@ -1262,22 +1210,9 @@
               <w:rPr>
                 <w:rFonts w:ascii="游ゴシック" w:hAnsi="游ゴシック" w:eastAsia="游ゴシック"/>
                 <w:b w:val="0"/>
-                <w:sz w:val="20"/>
+                <w:sz w:val="21"/>
               </w:rPr>
-              <w:t>市内物流施設見学・資料整理</w:t>
-            </w:r>
-          </w:p>
-          <w:p>
-            <w:pPr>
-              <w:spacing w:after="0" w:before="0"/>
-            </w:pPr>
-            <w:r>
-              <w:rPr>
-                <w:rFonts w:ascii="游ゴシック" w:hAnsi="游ゴシック" w:eastAsia="游ゴシック"/>
-                <w:b w:val="0"/>
-                <w:sz w:val="20"/>
-              </w:rPr>
-              <w:t>深夜、空港へ移動</w:t>
+              <w:t>夜：空港へ（22時チェックイン）</w:t>
             </w:r>
           </w:p>
         </w:tc>
@@ -1296,7 +1231,7 @@
               <w:rPr>
                 <w:rFonts w:ascii="游ゴシック" w:hAnsi="游ゴシック" w:eastAsia="游ゴシック"/>
                 <w:b w:val="0"/>
-                <w:sz w:val="20"/>
+                <w:sz w:val="21"/>
               </w:rPr>
               <w:t>終日</w:t>
             </w:r>
@@ -1316,7 +1251,7 @@
               <w:rPr>
                 <w:rFonts w:ascii="游ゴシック" w:hAnsi="游ゴシック" w:eastAsia="游ゴシック"/>
                 <w:b w:val="0"/>
-                <w:sz w:val="20"/>
+                <w:sz w:val="21"/>
               </w:rPr>
               <w:t>〃（チェックアウト）</w:t>
             </w:r>
@@ -1336,7 +1271,7 @@
               <w:rPr>
                 <w:rFonts w:ascii="游ゴシック" w:hAnsi="游ゴシック" w:eastAsia="游ゴシック"/>
                 <w:b w:val="0"/>
-                <w:sz w:val="20"/>
+                <w:sz w:val="21"/>
               </w:rPr>
               <w:t>―</w:t>
             </w:r>
@@ -1359,7 +1294,7 @@
               <w:rPr>
                 <w:rFonts w:ascii="游ゴシック" w:hAnsi="游ゴシック" w:eastAsia="游ゴシック"/>
                 <w:b w:val="0"/>
-                <w:sz w:val="20"/>
+                <w:sz w:val="21"/>
               </w:rPr>
               <w:t>8/2</w:t>
             </w:r>
@@ -1373,7 +1308,7 @@
               <w:rPr>
                 <w:rFonts w:ascii="游ゴシック" w:hAnsi="游ゴシック" w:eastAsia="游ゴシック"/>
                 <w:b w:val="0"/>
-                <w:sz w:val="20"/>
+                <w:sz w:val="21"/>
               </w:rPr>
               <w:t>⑤</w:t>
             </w:r>
@@ -1394,7 +1329,7 @@
               <w:rPr>
                 <w:rFonts w:ascii="游ゴシック" w:hAnsi="游ゴシック" w:eastAsia="游ゴシック"/>
                 <w:b w:val="0"/>
-                <w:sz w:val="20"/>
+                <w:sz w:val="21"/>
               </w:rPr>
               <w:t>日</w:t>
             </w:r>
@@ -1414,7 +1349,7 @@
               <w:rPr>
                 <w:rFonts w:ascii="游ゴシック" w:hAnsi="游ゴシック" w:eastAsia="游ゴシック"/>
                 <w:b w:val="0"/>
-                <w:sz w:val="20"/>
+                <w:sz w:val="21"/>
               </w:rPr>
               <w:t>ベトナム</w:t>
             </w:r>
@@ -1427,7 +1362,7 @@
               <w:rPr>
                 <w:rFonts w:ascii="游ゴシック" w:hAnsi="游ゴシック" w:eastAsia="游ゴシック"/>
                 <w:b w:val="0"/>
-                <w:sz w:val="20"/>
+                <w:sz w:val="21"/>
               </w:rPr>
               <w:t>→</w:t>
             </w:r>
@@ -1440,7 +1375,7 @@
               <w:rPr>
                 <w:rFonts w:ascii="游ゴシック" w:hAnsi="游ゴシック" w:eastAsia="游ゴシック"/>
                 <w:b w:val="0"/>
-                <w:sz w:val="20"/>
+                <w:sz w:val="21"/>
               </w:rPr>
               <w:t>日本</w:t>
             </w:r>
@@ -1460,7 +1395,7 @@
               <w:rPr>
                 <w:rFonts w:ascii="游ゴシック" w:hAnsi="游ゴシック" w:eastAsia="游ゴシック"/>
                 <w:b w:val="0"/>
-                <w:sz w:val="20"/>
+                <w:sz w:val="21"/>
               </w:rPr>
               <w:t>ホーチミン(SGN) → セントレア(NGO)</w:t>
             </w:r>
@@ -1473,7 +1408,7 @@
               <w:rPr>
                 <w:rFonts w:ascii="游ゴシック" w:hAnsi="游ゴシック" w:eastAsia="游ゴシック"/>
                 <w:b w:val="0"/>
-                <w:sz w:val="20"/>
+                <w:sz w:val="21"/>
               </w:rPr>
               <w:t>VN342    0:01 → 7:30（深夜便）</w:t>
             </w:r>
@@ -1494,7 +1429,7 @@
               <w:rPr>
                 <w:rFonts w:ascii="游ゴシック" w:hAnsi="游ゴシック" w:eastAsia="游ゴシック"/>
                 <w:b w:val="0"/>
-                <w:sz w:val="20"/>
+                <w:sz w:val="21"/>
               </w:rPr>
               <w:t>機中泊</w:t>
             </w:r>
@@ -1514,7 +1449,7 @@
               <w:rPr>
                 <w:rFonts w:ascii="游ゴシック" w:hAnsi="游ゴシック" w:eastAsia="游ゴシック"/>
                 <w:b w:val="0"/>
-                <w:sz w:val="20"/>
+                <w:sz w:val="21"/>
               </w:rPr>
               <w:t>―</w:t>
             </w:r>
@@ -1534,9 +1469,22 @@
               <w:rPr>
                 <w:rFonts w:ascii="游ゴシック" w:hAnsi="游ゴシック" w:eastAsia="游ゴシック"/>
                 <w:b w:val="0"/>
-                <w:sz w:val="20"/>
+                <w:sz w:val="21"/>
               </w:rPr>
-              <w:t>【復路】山崎¥176,640／岡部¥83,340～</w:t>
+              <w:t>山崎(ビジネス)¥378,600</w:t>
+            </w:r>
+          </w:p>
+          <w:p>
+            <w:pPr>
+              <w:spacing w:after="0" w:before="0"/>
+            </w:pPr>
+            <w:r>
+              <w:rPr>
+                <w:rFonts w:ascii="游ゴシック" w:hAnsi="游ゴシック" w:eastAsia="游ゴシック"/>
+                <w:b w:val="0"/>
+                <w:sz w:val="21"/>
+              </w:rPr>
+              <w:t>岡部(エコノミー)¥136,600</w:t>
             </w:r>
           </w:p>
         </w:tc>
@@ -1585,7 +1533,7 @@
               <w:rPr>
                 <w:rFonts w:ascii="游ゴシック" w:hAnsi="游ゴシック" w:eastAsia="游ゴシック"/>
                 <w:b/>
-                <w:sz w:val="18"/>
+                <w:sz w:val="21"/>
               </w:rPr>
               <w:t>【備考】</w:t>
             </w:r>
@@ -1598,9 +1546,9 @@
               <w:rPr>
                 <w:rFonts w:ascii="游ゴシック" w:hAnsi="游ゴシック" w:eastAsia="游ゴシック"/>
                 <w:b w:val="0"/>
-                <w:sz w:val="16"/>
+                <w:sz w:val="21"/>
               </w:rPr>
-              <w:t>※航空券は2026年7月10日時点の予約画面表示額。予約確定後に確定額へ差し替え。</w:t>
+              <w:t>※航空券：MOツーリスト見積り（未予約）</w:t>
             </w:r>
           </w:p>
           <w:p>
@@ -1611,9 +1559,9 @@
               <w:rPr>
                 <w:rFonts w:ascii="游ゴシック" w:hAnsi="游ゴシック" w:eastAsia="游ゴシック"/>
                 <w:b w:val="0"/>
-                <w:sz w:val="16"/>
+                <w:sz w:val="21"/>
               </w:rPr>
-              <w:t>※ビジネスクラシック：変更手数料¥15,000/人、取消ペナルティ最大¥25,000/人、受託手荷物32kg×1個、マイル150%積算。</w:t>
+              <w:t>※ホテル確定（3泊。キャンセル無料7/25まで）</w:t>
             </w:r>
           </w:p>
           <w:p>
@@ -1624,9 +1572,9 @@
               <w:rPr>
                 <w:rFonts w:ascii="游ゴシック" w:hAnsi="游ゴシック" w:eastAsia="游ゴシック"/>
                 <w:b w:val="0"/>
-                <w:sz w:val="16"/>
+                <w:sz w:val="21"/>
               </w:rPr>
-              <w:t>※ホテル予約確定（予約ID：1747630827）。3泊・延泊なし。キャンセル無料7/25まで、カード課金日7/24（請求額¥82,172）。</w:t>
+              <w:t>※ビザ免除（45日以内）。保険等は別途</w:t>
             </w:r>
           </w:p>
           <w:p>
@@ -1637,35 +1585,9 @@
               <w:rPr>
                 <w:rFonts w:ascii="游ゴシック" w:hAnsi="游ゴシック" w:eastAsia="游ゴシック"/>
                 <w:b w:val="0"/>
-                <w:sz w:val="16"/>
+                <w:sz w:val="21"/>
               </w:rPr>
-              <w:t>※チェックアウト後¥1,802キャッシュバックあり（実質¥80,370）。上記のほか海外旅行保険・現地交通費・食費が別途発生する。</w:t>
-            </w:r>
-          </w:p>
-          <w:p>
-            <w:pPr>
-              <w:spacing w:after="20" w:before="0"/>
-            </w:pPr>
-            <w:r>
-              <w:rPr>
-                <w:rFonts w:ascii="游ゴシック" w:hAnsi="游ゴシック" w:eastAsia="游ゴシック"/>
-                <w:b w:val="0"/>
-                <w:sz w:val="16"/>
-              </w:rPr>
-              <w:t>※日本国籍は45日以内の滞在はビザ免除（決議44号/NQ-CP）。往復予約の提示が必要。</w:t>
-            </w:r>
-          </w:p>
-          <w:p>
-            <w:pPr>
-              <w:spacing w:after="20" w:before="0"/>
-            </w:pPr>
-            <w:r>
-              <w:rPr>
-                <w:rFonts w:ascii="游ゴシック" w:hAnsi="游ゴシック" w:eastAsia="游ゴシック"/>
-                <w:b w:val="0"/>
-                <w:sz w:val="16"/>
-              </w:rPr>
-              <w:t>※［要確認：8/1チェックアウト後〜深夜便までの荷物預かり手段］</w:t>
+              <w:t>※帰国後速やかに岡部にてGitHub視察報告書・技術部内報告会・社内報原稿を提出</w:t>
             </w:r>
           </w:p>
         </w:tc>
@@ -1684,7 +1606,7 @@
               <w:rPr>
                 <w:rFonts w:ascii="游ゴシック" w:hAnsi="游ゴシック" w:eastAsia="游ゴシック"/>
                 <w:b/>
-                <w:sz w:val="19"/>
+                <w:sz w:val="21"/>
               </w:rPr>
               <w:t>見積合計</w:t>
             </w:r>
@@ -1705,9 +1627,9 @@
               <w:rPr>
                 <w:rFonts w:ascii="游ゴシック" w:hAnsi="游ゴシック" w:eastAsia="游ゴシック"/>
                 <w:b/>
-                <w:sz w:val="18"/>
+                <w:sz w:val="21"/>
               </w:rPr>
-              <w:t>山崎（ビジネスクラシック）</w:t>
+              <w:t>山崎(ビジネス)</w:t>
             </w:r>
           </w:p>
         </w:tc>
@@ -1726,9 +1648,9 @@
               <w:rPr>
                 <w:rFonts w:ascii="游ゴシック" w:hAnsi="游ゴシック" w:eastAsia="游ゴシック"/>
                 <w:b/>
-                <w:sz w:val="18"/>
+                <w:sz w:val="21"/>
               </w:rPr>
-              <w:t>岡部（エコノミー）</w:t>
+              <w:t>岡部(エコノミー)</w:t>
             </w:r>
           </w:p>
         </w:tc>
@@ -1755,9 +1677,9 @@
               <w:rPr>
                 <w:rFonts w:ascii="游ゴシック" w:hAnsi="游ゴシック" w:eastAsia="游ゴシック"/>
                 <w:b w:val="0"/>
-                <w:sz w:val="19"/>
+                <w:sz w:val="21"/>
               </w:rPr>
-              <w:t>フライト代</w:t>
+              <w:t>フライト代（MOツーリスト）</w:t>
             </w:r>
           </w:p>
         </w:tc>
@@ -1776,9 +1698,9 @@
               <w:rPr>
                 <w:rFonts w:ascii="游ゴシック" w:hAnsi="游ゴシック" w:eastAsia="游ゴシック"/>
                 <w:b w:val="0"/>
-                <w:sz w:val="19"/>
+                <w:sz w:val="21"/>
               </w:rPr>
-              <w:t>¥302,900</w:t>
+              <w:t>¥378,600</w:t>
             </w:r>
           </w:p>
         </w:tc>
@@ -1797,9 +1719,9 @@
               <w:rPr>
                 <w:rFonts w:ascii="游ゴシック" w:hAnsi="游ゴシック" w:eastAsia="游ゴシック"/>
                 <w:b w:val="0"/>
-                <w:sz w:val="19"/>
+                <w:sz w:val="21"/>
               </w:rPr>
-              <w:t>¥143,340程度</w:t>
+              <w:t>¥136,600</w:t>
             </w:r>
           </w:p>
         </w:tc>
@@ -1826,9 +1748,9 @@
               <w:rPr>
                 <w:rFonts w:ascii="游ゴシック" w:hAnsi="游ゴシック" w:eastAsia="游ゴシック"/>
                 <w:b w:val="0"/>
-                <w:sz w:val="19"/>
+                <w:sz w:val="21"/>
               </w:rPr>
-              <w:t>ホテル代（確定）</w:t>
+              <w:t>ホテル代（会社カード）</w:t>
             </w:r>
           </w:p>
         </w:tc>
@@ -1847,7 +1769,7 @@
               <w:rPr>
                 <w:rFonts w:ascii="游ゴシック" w:hAnsi="游ゴシック" w:eastAsia="游ゴシック"/>
                 <w:b w:val="0"/>
-                <w:sz w:val="19"/>
+                <w:sz w:val="21"/>
               </w:rPr>
               <w:t>¥41,086</w:t>
             </w:r>
@@ -1868,7 +1790,7 @@
               <w:rPr>
                 <w:rFonts w:ascii="游ゴシック" w:hAnsi="游ゴシック" w:eastAsia="游ゴシック"/>
                 <w:b w:val="0"/>
-                <w:sz w:val="19"/>
+                <w:sz w:val="21"/>
               </w:rPr>
               <w:t>¥41,086</w:t>
             </w:r>
@@ -1897,7 +1819,7 @@
               <w:rPr>
                 <w:rFonts w:ascii="游ゴシック" w:hAnsi="游ゴシック" w:eastAsia="游ゴシック"/>
                 <w:b/>
-                <w:sz w:val="19"/>
+                <w:sz w:val="21"/>
               </w:rPr>
               <w:t>小計</w:t>
             </w:r>
@@ -1918,9 +1840,9 @@
               <w:rPr>
                 <w:rFonts w:ascii="游ゴシック" w:hAnsi="游ゴシック" w:eastAsia="游ゴシック"/>
                 <w:b/>
-                <w:sz w:val="19"/>
+                <w:sz w:val="21"/>
               </w:rPr>
-              <w:t>¥343,986</w:t>
+              <w:t>¥419,686</w:t>
             </w:r>
           </w:p>
         </w:tc>
@@ -1939,9 +1861,9 @@
               <w:rPr>
                 <w:rFonts w:ascii="游ゴシック" w:hAnsi="游ゴシック" w:eastAsia="游ゴシック"/>
                 <w:b/>
-                <w:sz w:val="19"/>
+                <w:sz w:val="21"/>
               </w:rPr>
-              <w:t>¥184,426程度</w:t>
+              <w:t>¥177,686</w:t>
             </w:r>
           </w:p>
         </w:tc>
@@ -1968,7 +1890,7 @@
               <w:rPr>
                 <w:rFonts w:ascii="游ゴシック" w:hAnsi="游ゴシック" w:eastAsia="游ゴシック"/>
                 <w:b/>
-                <w:sz w:val="20"/>
+                <w:sz w:val="21"/>
               </w:rPr>
               <w:t>2名合計</w:t>
             </w:r>
@@ -1992,7 +1914,7 @@
                 <w:b/>
                 <w:sz w:val="21"/>
               </w:rPr>
-              <w:t>¥528,412程度</w:t>
+              <w:t>¥597,372</w:t>
             </w:r>
           </w:p>
         </w:tc>
